--- a/Documentation/04-Database-Schema.docx
+++ b/Documentation/04-Database-Schema.docx
@@ -54,7 +54,7 @@
           <w:sz w:val="24"/>
           <w:szCs w:val="24"/>
         </w:rPr>
-        <w:t xml:space="preserve">PostgreSQL DDL, RLS policies and migration order</w:t>
+        <w:t>MySQL 8.4 DDL, tenancy enforcement and migration order</w:t>
       </w:r>
     </w:p>
     <w:p>
@@ -65,7 +65,7 @@
           <w:sz w:val="20"/>
           <w:szCs w:val="20"/>
         </w:rPr>
-        <w:t xml:space="preserve">Version 1.0  ·  Project documentation  ·  2026</w:t>
+        <w:t>Version 2.0  ·  Project documentation  ·  2026</w:t>
       </w:r>
     </w:p>
     <w:p>

--- a/Documentation/04-Database-Schema.docx
+++ b/Documentation/04-Database-Schema.docx
@@ -65,7 +65,7 @@
           <w:sz w:val="20"/>
           <w:szCs w:val="20"/>
         </w:rPr>
-        <w:t>Version 2.0  ·  Project documentation  ·  2026</w:t>
+        <w:t>Version 2.1  ·  Project documentation  ·  2026</w:t>
       </w:r>
     </w:p>
     <w:p>
@@ -2305,6 +2305,22 @@
           <w:sz w:val="16"/>
           <w:szCs w:val="16"/>
         </w:rPr>
+        <w:t xml:space="preserve">  space_ids     json null,                  -- spaces joined on acceptance (S3); added in code 18 Sep 2026</w:t>
+      </w:r>
+    </w:p>
+    <w:p>
+      <w:pPr>
+        <w:shd w:fill="F4F5F7" w:val="clear"/>
+        <w:spacing w:after="0" w:before="0" w:line="240"/>
+        <w:ind w:left="200" w:right="200"/>
+      </w:pPr>
+      <w:r>
+        <w:rPr>
+          <w:rFonts w:ascii="Consolas" w:cs="Consolas" w:eastAsia="Consolas" w:hAnsi="Consolas"/>
+          <w:color w:val="24292F"/>
+          <w:sz w:val="16"/>
+          <w:szCs w:val="16"/>
+        </w:rPr>
         <w:t xml:space="preserve">  expires_at    timestamp not null,</w:t>
       </w:r>
     </w:p>
@@ -2465,16 +2481,15 @@
           <w:szCs w:val="18"/>
           <w:shd w:fill="F4F5F7" w:val="clear"/>
         </w:rPr>
-        <w:t xml:space="preserve">token_hash</w:t>
-      </w:r>
-      <w:r>
-        <w:rPr>
-          <w:rFonts w:ascii="Calibri" w:cs="Calibri" w:eastAsia="Calibri" w:hAnsi="Calibri"/>
-          <w:color w:val="1A1A1A"/>
-          <w:sz w:val="20"/>
-          <w:szCs w:val="20"/>
-        </w:rPr>
-        <w:t xml:space="preserve"> stores a SHA-256 of the invite token, never the token itself. The raw value exists only in the emailed link.</w:t>
+        <w:t>token_hash stores a SHA-256 of the invite token, never the token itself. The raw value exists only in the emailed link. space_ids carries the spaces an invitee joins on acceptance, because screen S3 assigns spaces at invitation time.</w:t>
+      </w:r>
+      <w:r>
+        <w:rPr>
+          <w:rFonts w:ascii="Calibri" w:cs="Calibri" w:eastAsia="Calibri" w:hAnsi="Calibri"/>
+          <w:color w:val="1A1A1A"/>
+          <w:sz w:val="20"/>
+          <w:szCs w:val="20"/>
+        </w:rPr>
       </w:r>
     </w:p>
     <w:p>
@@ -4341,7 +4356,7 @@
           <w:sz w:val="20"/>
           <w:szCs w:val="20"/>
         </w:rPr>
-        <w:t xml:space="preserve">MySQL caveat.</w:t>
+        <w:t>The sentinel is the safer choice and is what the migration uses: version_id is char(26) not null default '0', and the working copy's steps carry '0'. Approval copies the rows under the new version's id.</w:t>
       </w:r>
       <w:r>
         <w:rPr>
@@ -4352,7 +4367,6 @@
           <w:sz w:val="20"/>
           <w:szCs w:val="20"/>
         </w:rPr>
-        <w:t xml:space="preserve"> </w:t>
       </w:r>
       <w:r>
         <w:rPr>
@@ -4364,7 +4378,6 @@
           <w:szCs w:val="18"/>
           <w:shd w:fill="F4F5F7" w:val="clear"/>
         </w:rPr>
-        <w:t xml:space="preserve">unique key (document_id, version_id, position)</w:t>
       </w:r>
       <w:r>
         <w:rPr>
@@ -4375,7 +4388,6 @@
           <w:sz w:val="20"/>
           <w:szCs w:val="20"/>
         </w:rPr>
-        <w:t xml:space="preserve"> does not prevent duplicate positions on the working draft, because </w:t>
       </w:r>
       <w:r>
         <w:rPr>
@@ -4387,7 +4399,6 @@
           <w:szCs w:val="18"/>
           <w:shd w:fill="F4F5F7" w:val="clear"/>
         </w:rPr>
-        <w:t xml:space="preserve">version_id</w:t>
       </w:r>
       <w:r>
         <w:rPr>
@@ -4398,7 +4409,6 @@
           <w:sz w:val="20"/>
           <w:szCs w:val="20"/>
         </w:rPr>
-        <w:t xml:space="preserve"> is </w:t>
       </w:r>
       <w:r>
         <w:rPr>
@@ -4410,7 +4420,6 @@
           <w:szCs w:val="18"/>
           <w:shd w:fill="F4F5F7" w:val="clear"/>
         </w:rPr>
-        <w:t xml:space="preserve">NULL</w:t>
       </w:r>
       <w:r>
         <w:rPr>
@@ -4421,7 +4430,6 @@
           <w:sz w:val="20"/>
           <w:szCs w:val="20"/>
         </w:rPr>
-        <w:t xml:space="preserve"> there and MySQL treats each </w:t>
       </w:r>
       <w:r>
         <w:rPr>
@@ -4433,7 +4441,6 @@
           <w:szCs w:val="18"/>
           <w:shd w:fill="F4F5F7" w:val="clear"/>
         </w:rPr>
-        <w:t xml:space="preserve">NULL</w:t>
       </w:r>
       <w:r>
         <w:rPr>
@@ -4444,7 +4451,6 @@
           <w:sz w:val="20"/>
           <w:szCs w:val="20"/>
         </w:rPr>
-        <w:t xml:space="preserve"> as distinct. Enforce working-draft position uniqueness in the application, or use the sentinel </w:t>
       </w:r>
       <w:r>
         <w:rPr>
@@ -4456,7 +4462,6 @@
           <w:szCs w:val="18"/>
           <w:shd w:fill="F4F5F7" w:val="clear"/>
         </w:rPr>
-        <w:t xml:space="preserve">'0'</w:t>
       </w:r>
       <w:r>
         <w:rPr>
@@ -4467,7 +4472,6 @@
           <w:sz w:val="20"/>
           <w:szCs w:val="20"/>
         </w:rPr>
-        <w:t xml:space="preserve"> instead of </w:t>
       </w:r>
       <w:r>
         <w:rPr>
@@ -4479,7 +4483,6 @@
           <w:szCs w:val="18"/>
           <w:shd w:fill="F4F5F7" w:val="clear"/>
         </w:rPr>
-        <w:t xml:space="preserve">NULL</w:t>
       </w:r>
       <w:r>
         <w:rPr>
@@ -4490,7 +4493,6 @@
           <w:sz w:val="20"/>
           <w:szCs w:val="20"/>
         </w:rPr>
-        <w:t xml:space="preserve"> for the working copy. The sentinel is the safer choice and is what the migration uses.</w:t>
       </w:r>
     </w:p>
     <w:p>
@@ -8953,6 +8955,22 @@
           <w:szCs w:val="16"/>
         </w:rPr>
         <w:t xml:space="preserve">revoke update, delete on sop_app.audit_log from 'app_user'@'%';</w:t>
+      </w:r>
+    </w:p>
+    <w:p>
+      <w:pPr>
+        <w:shd w:fill="F4F5F7" w:val="clear"/>
+        <w:spacing w:after="140" w:before="100" w:line="240"/>
+        <w:ind w:left="200" w:right="200"/>
+      </w:pPr>
+      <w:r>
+        <w:rPr>
+          <w:rFonts w:ascii="Consolas" w:cs="Consolas" w:eastAsia="Consolas" w:hAnsi="Consolas"/>
+          <w:color w:val="24292F"/>
+          <w:sz w:val="16"/>
+          <w:szCs w:val="16"/>
+        </w:rPr>
+        <w:t>In code the primary key is Laravel's bigint auto-increment id (not a ULID), the model has no updated_at, and every write goes through Audit::record(); there is no update or delete path in the application.</w:t>
       </w:r>
     </w:p>
     <w:p>

--- a/Documentation/04-Database-Schema.docx
+++ b/Documentation/04-Database-Schema.docx
@@ -65,7 +65,7 @@
           <w:sz w:val="20"/>
           <w:szCs w:val="20"/>
         </w:rPr>
-        <w:t>Version 2.1  ·  Project documentation  ·  2026</w:t>
+        <w:t>Version 2.2  ·  Project documentation  ·  2026</w:t>
       </w:r>
     </w:p>
     <w:p>
@@ -3226,6 +3226,294 @@
           <w:sz w:val="16"/>
           <w:szCs w:val="16"/>
         </w:rPr>
+        <w:t>create table folder_permissions (</w:t>
+      </w:r>
+    </w:p>
+    <w:p>
+      <w:pPr>
+        <w:shd w:fill="F4F5F7" w:val="clear"/>
+        <w:spacing w:after="0" w:before="0" w:line="240"/>
+        <w:ind w:left="200" w:right="200"/>
+      </w:pPr>
+      <w:r>
+        <w:rPr>
+          <w:rFonts w:ascii="Consolas" w:cs="Consolas" w:eastAsia="Consolas" w:hAnsi="Consolas"/>
+          <w:color w:val="24292F"/>
+          <w:sz w:val="16"/>
+          <w:szCs w:val="16"/>
+        </w:rPr>
+        <w:t xml:space="preserve">  id            char(26) not null primary key,</w:t>
+      </w:r>
+    </w:p>
+    <w:p>
+      <w:pPr>
+        <w:shd w:fill="F4F5F7" w:val="clear"/>
+        <w:spacing w:after="0" w:before="0" w:line="240"/>
+        <w:ind w:left="200" w:right="200"/>
+      </w:pPr>
+      <w:r>
+        <w:rPr>
+          <w:rFonts w:ascii="Consolas" w:cs="Consolas" w:eastAsia="Consolas" w:hAnsi="Consolas"/>
+          <w:color w:val="24292F"/>
+          <w:sz w:val="16"/>
+          <w:szCs w:val="16"/>
+        </w:rPr>
+        <w:t xml:space="preserve">  workspace_id  char(26) not null,</w:t>
+      </w:r>
+    </w:p>
+    <w:p>
+      <w:pPr>
+        <w:shd w:fill="F4F5F7" w:val="clear"/>
+        <w:spacing w:after="0" w:before="0" w:line="240"/>
+        <w:ind w:left="200" w:right="200"/>
+      </w:pPr>
+      <w:r>
+        <w:rPr>
+          <w:rFonts w:ascii="Consolas" w:cs="Consolas" w:eastAsia="Consolas" w:hAnsi="Consolas"/>
+          <w:color w:val="24292F"/>
+          <w:sz w:val="16"/>
+          <w:szCs w:val="16"/>
+        </w:rPr>
+        <w:t xml:space="preserve">  folder_id     char(26) not null,</w:t>
+      </w:r>
+    </w:p>
+    <w:p>
+      <w:pPr>
+        <w:shd w:fill="F4F5F7" w:val="clear"/>
+        <w:spacing w:after="0" w:before="0" w:line="240"/>
+        <w:ind w:left="200" w:right="200"/>
+      </w:pPr>
+      <w:r>
+        <w:rPr>
+          <w:rFonts w:ascii="Consolas" w:cs="Consolas" w:eastAsia="Consolas" w:hAnsi="Consolas"/>
+          <w:color w:val="24292F"/>
+          <w:sz w:val="16"/>
+          <w:szCs w:val="16"/>
+        </w:rPr>
+        <w:t xml:space="preserve">  user_id       char(26) not null,</w:t>
+      </w:r>
+    </w:p>
+    <w:p>
+      <w:pPr>
+        <w:shd w:fill="F4F5F7" w:val="clear"/>
+        <w:spacing w:after="0" w:before="0" w:line="240"/>
+        <w:ind w:left="200" w:right="200"/>
+      </w:pPr>
+      <w:r>
+        <w:rPr>
+          <w:rFonts w:ascii="Consolas" w:cs="Consolas" w:eastAsia="Consolas" w:hAnsi="Consolas"/>
+          <w:color w:val="24292F"/>
+          <w:sz w:val="16"/>
+          <w:szCs w:val="16"/>
+        </w:rPr>
+        <w:t xml:space="preserve">  role          enum('none','approver','editor','reader','guest') not null,</w:t>
+      </w:r>
+    </w:p>
+    <w:p>
+      <w:pPr>
+        <w:shd w:fill="F4F5F7" w:val="clear"/>
+        <w:spacing w:after="0" w:before="0" w:line="240"/>
+        <w:ind w:left="200" w:right="200"/>
+      </w:pPr>
+      <w:r>
+        <w:rPr>
+          <w:rFonts w:ascii="Consolas" w:cs="Consolas" w:eastAsia="Consolas" w:hAnsi="Consolas"/>
+          <w:color w:val="24292F"/>
+          <w:sz w:val="16"/>
+          <w:szCs w:val="16"/>
+        </w:rPr>
+        <w:t xml:space="preserve">  set_by        char(26) null,</w:t>
+      </w:r>
+    </w:p>
+    <w:p>
+      <w:pPr>
+        <w:shd w:fill="F4F5F7" w:val="clear"/>
+        <w:spacing w:after="0" w:before="0" w:line="240"/>
+        <w:ind w:left="200" w:right="200"/>
+      </w:pPr>
+      <w:r>
+        <w:rPr>
+          <w:rFonts w:ascii="Consolas" w:cs="Consolas" w:eastAsia="Consolas" w:hAnsi="Consolas"/>
+          <w:color w:val="24292F"/>
+          <w:sz w:val="16"/>
+          <w:szCs w:val="16"/>
+        </w:rPr>
+        <w:t xml:space="preserve">  created_at    timestamp null,</w:t>
+      </w:r>
+    </w:p>
+    <w:p>
+      <w:pPr>
+        <w:shd w:fill="F4F5F7" w:val="clear"/>
+        <w:spacing w:after="0" w:before="0" w:line="240"/>
+        <w:ind w:left="200" w:right="200"/>
+      </w:pPr>
+      <w:r>
+        <w:rPr>
+          <w:rFonts w:ascii="Consolas" w:cs="Consolas" w:eastAsia="Consolas" w:hAnsi="Consolas"/>
+          <w:color w:val="24292F"/>
+          <w:sz w:val="16"/>
+          <w:szCs w:val="16"/>
+        </w:rPr>
+        <w:t xml:space="preserve">  updated_at    timestamp null,</w:t>
+      </w:r>
+    </w:p>
+    <w:p>
+      <w:pPr>
+        <w:shd w:fill="F4F5F7" w:val="clear"/>
+        <w:spacing w:after="0" w:before="0" w:line="240"/>
+        <w:ind w:left="200" w:right="200"/>
+      </w:pPr>
+      <w:r>
+        <w:rPr>
+          <w:rFonts w:ascii="Consolas" w:cs="Consolas" w:eastAsia="Consolas" w:hAnsi="Consolas"/>
+          <w:color w:val="24292F"/>
+          <w:sz w:val="16"/>
+          <w:szCs w:val="16"/>
+        </w:rPr>
+        <w:t xml:space="preserve">  unique key uq_folder_perm (folder_id, user_id),</w:t>
+      </w:r>
+    </w:p>
+    <w:p>
+      <w:pPr>
+        <w:shd w:fill="F4F5F7" w:val="clear"/>
+        <w:spacing w:after="0" w:before="0" w:line="240"/>
+        <w:ind w:left="200" w:right="200"/>
+      </w:pPr>
+      <w:r>
+        <w:rPr>
+          <w:rFonts w:ascii="Consolas" w:cs="Consolas" w:eastAsia="Consolas" w:hAnsi="Consolas"/>
+          <w:color w:val="24292F"/>
+          <w:sz w:val="16"/>
+          <w:szCs w:val="16"/>
+        </w:rPr>
+        <w:t xml:space="preserve">  key ix_folder_perm_user (workspace_id, user_id),</w:t>
+      </w:r>
+    </w:p>
+    <w:p>
+      <w:pPr>
+        <w:shd w:fill="F4F5F7" w:val="clear"/>
+        <w:spacing w:after="0" w:before="0" w:line="240"/>
+        <w:ind w:left="200" w:right="200"/>
+      </w:pPr>
+      <w:r>
+        <w:rPr>
+          <w:rFonts w:ascii="Consolas" w:cs="Consolas" w:eastAsia="Consolas" w:hAnsi="Consolas"/>
+          <w:color w:val="24292F"/>
+          <w:sz w:val="16"/>
+          <w:szCs w:val="16"/>
+        </w:rPr>
+        <w:t xml:space="preserve">  constraint fk_fp_folder foreign key (folder_id) references folders(id) on delete cascade,</w:t>
+      </w:r>
+    </w:p>
+    <w:p>
+      <w:pPr>
+        <w:shd w:fill="F4F5F7" w:val="clear"/>
+        <w:spacing w:after="0" w:before="0" w:line="240"/>
+        <w:ind w:left="200" w:right="200"/>
+      </w:pPr>
+      <w:r>
+        <w:rPr>
+          <w:rFonts w:ascii="Consolas" w:cs="Consolas" w:eastAsia="Consolas" w:hAnsi="Consolas"/>
+          <w:color w:val="24292F"/>
+          <w:sz w:val="16"/>
+          <w:szCs w:val="16"/>
+        </w:rPr>
+        <w:t xml:space="preserve">  constraint fk_fp_user   foreign key (user_id)   references users(id)   on delete cascade,</w:t>
+      </w:r>
+    </w:p>
+    <w:p>
+      <w:pPr>
+        <w:shd w:fill="F4F5F7" w:val="clear"/>
+        <w:spacing w:after="0" w:before="0" w:line="240"/>
+        <w:ind w:left="200" w:right="200"/>
+      </w:pPr>
+      <w:r>
+        <w:rPr>
+          <w:rFonts w:ascii="Consolas" w:cs="Consolas" w:eastAsia="Consolas" w:hAnsi="Consolas"/>
+          <w:color w:val="24292F"/>
+          <w:sz w:val="16"/>
+          <w:szCs w:val="16"/>
+        </w:rPr>
+        <w:t xml:space="preserve">  constraint fk_fp_setby  foreign key (set_by)    references users(id)   on delete set null</w:t>
+      </w:r>
+    </w:p>
+    <w:p>
+      <w:pPr>
+        <w:shd w:fill="F4F5F7" w:val="clear"/>
+        <w:spacing w:after="0" w:before="0" w:line="240"/>
+        <w:ind w:left="200" w:right="200"/>
+      </w:pPr>
+      <w:r>
+        <w:rPr>
+          <w:rFonts w:ascii="Consolas" w:cs="Consolas" w:eastAsia="Consolas" w:hAnsi="Consolas"/>
+          <w:color w:val="24292F"/>
+          <w:sz w:val="16"/>
+          <w:szCs w:val="16"/>
+        </w:rPr>
+        <w:t>) engine=InnoDB;</w:t>
+      </w:r>
+    </w:p>
+    <w:p>
+      <w:pPr>
+        <w:shd w:fill="F4F5F7" w:val="clear"/>
+        <w:spacing w:after="0" w:before="0" w:line="240"/>
+        <w:ind w:left="200" w:right="200"/>
+      </w:pPr>
+      <w:r>
+        <w:rPr>
+          <w:rFonts w:ascii="Consolas" w:cs="Consolas" w:eastAsia="Consolas" w:hAnsi="Consolas"/>
+          <w:color w:val="24292F"/>
+          <w:sz w:val="16"/>
+          <w:szCs w:val="16"/>
+        </w:rPr>
+        <w:t>-- Folder-level override of the space role (FR-206). 'none' denies a user a folder its space would otherwise show.</w:t>
+      </w:r>
+    </w:p>
+    <w:p>
+      <w:pPr>
+        <w:shd w:fill="F4F5F7" w:val="clear"/>
+        <w:spacing w:after="0" w:before="0" w:line="240"/>
+        <w:ind w:left="200" w:right="200"/>
+      </w:pPr>
+      <w:r>
+        <w:rPr>
+          <w:rFonts w:ascii="Consolas" w:cs="Consolas" w:eastAsia="Consolas" w:hAnsi="Consolas"/>
+          <w:color w:val="24292F"/>
+          <w:sz w:val="16"/>
+          <w:szCs w:val="16"/>
+        </w:rPr>
+        <w:t>-- Effective role: folder_permissions on the nearest ancestor &gt; space_members &gt; workspace_members; admins bypass. Inherited by subfolders.</w:t>
+      </w:r>
+    </w:p>
+    <w:p>
+      <w:pPr>
+        <w:shd w:fill="F4F5F7" w:val="clear"/>
+        <w:spacing w:after="0" w:before="0" w:line="240"/>
+        <w:ind w:left="200" w:right="200"/>
+      </w:pPr>
+      <w:r>
+        <w:rPr>
+          <w:rFonts w:ascii="Consolas" w:cs="Consolas" w:eastAsia="Consolas" w:hAnsi="Consolas"/>
+          <w:color w:val="24292F"/>
+          <w:sz w:val="16"/>
+          <w:szCs w:val="16"/>
+        </w:rPr>
+        <w:t xml:space="preserve"> </w:t>
+      </w:r>
+    </w:p>
+    <w:p>
+      <w:pPr>
+        <w:shd w:fill="F4F5F7" w:val="clear"/>
+        <w:spacing w:after="0" w:before="0" w:line="240"/>
+        <w:ind w:left="200" w:right="200"/>
+      </w:pPr>
+      <w:r>
+        <w:rPr>
+          <w:rFonts w:ascii="Consolas" w:cs="Consolas" w:eastAsia="Consolas" w:hAnsi="Consolas"/>
+          <w:color w:val="24292F"/>
+          <w:sz w:val="16"/>
+          <w:szCs w:val="16"/>
+        </w:rPr>
         <w:t xml:space="preserve">create table documents (</w:t>
       </w:r>
     </w:p>
@@ -11046,16 +11334,15 @@
           <w:szCs w:val="18"/>
           <w:shd w:fill="F4F5F7" w:val="clear"/>
         </w:rPr>
-        <w:t xml:space="preserve">spaces</w:t>
-      </w:r>
-      <w:r>
-        <w:rPr>
-          <w:rFonts w:ascii="Calibri" w:cs="Calibri" w:eastAsia="Calibri" w:hAnsi="Calibri"/>
-          <w:color w:val="1A1A1A"/>
-          <w:sz w:val="20"/>
-          <w:szCs w:val="20"/>
-        </w:rPr>
-        <w:t xml:space="preserve">, </w:t>
+        <w:t>spaces, space_members, folders, folder_permissions</w:t>
+      </w:r>
+      <w:r>
+        <w:rPr>
+          <w:rFonts w:ascii="Calibri" w:cs="Calibri" w:eastAsia="Calibri" w:hAnsi="Calibri"/>
+          <w:color w:val="1A1A1A"/>
+          <w:sz w:val="20"/>
+          <w:szCs w:val="20"/>
+        </w:rPr>
       </w:r>
       <w:r>
         <w:rPr>
@@ -11065,16 +11352,14 @@
           <w:szCs w:val="18"/>
           <w:shd w:fill="F4F5F7" w:val="clear"/>
         </w:rPr>
-        <w:t xml:space="preserve">space_members</w:t>
-      </w:r>
-      <w:r>
-        <w:rPr>
-          <w:rFonts w:ascii="Calibri" w:cs="Calibri" w:eastAsia="Calibri" w:hAnsi="Calibri"/>
-          <w:color w:val="1A1A1A"/>
-          <w:sz w:val="20"/>
-          <w:szCs w:val="20"/>
-        </w:rPr>
-        <w:t xml:space="preserve">, </w:t>
+      </w:r>
+      <w:r>
+        <w:rPr>
+          <w:rFonts w:ascii="Calibri" w:cs="Calibri" w:eastAsia="Calibri" w:hAnsi="Calibri"/>
+          <w:color w:val="1A1A1A"/>
+          <w:sz w:val="20"/>
+          <w:szCs w:val="20"/>
+        </w:rPr>
       </w:r>
       <w:r>
         <w:rPr>
@@ -11084,7 +11369,6 @@
           <w:szCs w:val="18"/>
           <w:shd w:fill="F4F5F7" w:val="clear"/>
         </w:rPr>
-        <w:t xml:space="preserve">folders</w:t>
       </w:r>
     </w:p>
     <w:p>

--- a/Documentation/04-Database-Schema.docx
+++ b/Documentation/04-Database-Schema.docx
@@ -65,7 +65,7 @@
           <w:sz w:val="20"/>
           <w:szCs w:val="20"/>
         </w:rPr>
-        <w:t>Version 2.2  ·  Project documentation  ·  2026</w:t>
+        <w:t>Version 2.3  ·  Project documentation  ·  2026</w:t>
       </w:r>
     </w:p>
     <w:p>
@@ -3739,6 +3739,8 @@
           <w:szCs w:val="16"/>
         </w:rPr>
         <w:t xml:space="preserve">  requires_ack        tinyint(1) not null default 0,</w:t>
+        <w:br/>
+        <w:t xml:space="preserve">  handbook_position   int unsigned null,        -- FR-701: reading order set by the space owner; null = after ordered items, by title</w:t>
       </w:r>
     </w:p>
     <w:p>
@@ -5454,6 +5456,246 @@
           <w:szCs w:val="16"/>
         </w:rPr>
         <w:t xml:space="preserve">) engine=InnoDB;</w:t>
+      </w:r>
+    </w:p>
+    <w:p>
+      <w:pPr>
+        <w:shd w:fill="F4F5F7" w:val="clear"/>
+        <w:spacing w:after="0" w:before="0" w:line="240"/>
+        <w:ind w:left="200" w:right="200"/>
+      </w:pPr>
+      <w:r>
+        <w:rPr>
+          <w:rFonts w:ascii="Consolas" w:cs="Consolas" w:eastAsia="Consolas" w:hAnsi="Consolas"/>
+          <w:color w:val="24292F"/>
+          <w:sz w:val="16"/>
+          <w:szCs w:val="16"/>
+        </w:rPr>
+        <w:t xml:space="preserve"> </w:t>
+      </w:r>
+    </w:p>
+    <w:p>
+      <w:pPr>
+        <w:shd w:fill="F4F5F7" w:val="clear"/>
+        <w:spacing w:after="0" w:before="0" w:line="240"/>
+        <w:ind w:left="200" w:right="200"/>
+      </w:pPr>
+      <w:r>
+        <w:rPr>
+          <w:rFonts w:ascii="Consolas" w:cs="Consolas" w:eastAsia="Consolas" w:hAnsi="Consolas"/>
+          <w:color w:val="24292F"/>
+          <w:sz w:val="16"/>
+          <w:szCs w:val="16"/>
+        </w:rPr>
+        <w:t>create table acknowledgement_targets (</w:t>
+      </w:r>
+    </w:p>
+    <w:p>
+      <w:pPr>
+        <w:shd w:fill="F4F5F7" w:val="clear"/>
+        <w:spacing w:after="0" w:before="0" w:line="240"/>
+        <w:ind w:left="200" w:right="200"/>
+      </w:pPr>
+      <w:r>
+        <w:rPr>
+          <w:rFonts w:ascii="Consolas" w:cs="Consolas" w:eastAsia="Consolas" w:hAnsi="Consolas"/>
+          <w:color w:val="24292F"/>
+          <w:sz w:val="16"/>
+          <w:szCs w:val="16"/>
+        </w:rPr>
+        <w:t xml:space="preserve">  id              char(26) not null primary key,</w:t>
+      </w:r>
+    </w:p>
+    <w:p>
+      <w:pPr>
+        <w:shd w:fill="F4F5F7" w:val="clear"/>
+        <w:spacing w:after="0" w:before="0" w:line="240"/>
+        <w:ind w:left="200" w:right="200"/>
+      </w:pPr>
+      <w:r>
+        <w:rPr>
+          <w:rFonts w:ascii="Consolas" w:cs="Consolas" w:eastAsia="Consolas" w:hAnsi="Consolas"/>
+          <w:color w:val="24292F"/>
+          <w:sz w:val="16"/>
+          <w:szCs w:val="16"/>
+        </w:rPr>
+        <w:t xml:space="preserve">  workspace_id    char(26) not null,</w:t>
+      </w:r>
+    </w:p>
+    <w:p>
+      <w:pPr>
+        <w:shd w:fill="F4F5F7" w:val="clear"/>
+        <w:spacing w:after="0" w:before="0" w:line="240"/>
+        <w:ind w:left="200" w:right="200"/>
+      </w:pPr>
+      <w:r>
+        <w:rPr>
+          <w:rFonts w:ascii="Consolas" w:cs="Consolas" w:eastAsia="Consolas" w:hAnsi="Consolas"/>
+          <w:color w:val="24292F"/>
+          <w:sz w:val="16"/>
+          <w:szCs w:val="16"/>
+        </w:rPr>
+        <w:t xml:space="preserve">  document_id     char(26) not null,</w:t>
+      </w:r>
+    </w:p>
+    <w:p>
+      <w:pPr>
+        <w:shd w:fill="F4F5F7" w:val="clear"/>
+        <w:spacing w:after="0" w:before="0" w:line="240"/>
+        <w:ind w:left="200" w:right="200"/>
+      </w:pPr>
+      <w:r>
+        <w:rPr>
+          <w:rFonts w:ascii="Consolas" w:cs="Consolas" w:eastAsia="Consolas" w:hAnsi="Consolas"/>
+          <w:color w:val="24292F"/>
+          <w:sz w:val="16"/>
+          <w:szCs w:val="16"/>
+        </w:rPr>
+        <w:t xml:space="preserve">  user_id         char(26) not null,</w:t>
+      </w:r>
+    </w:p>
+    <w:p>
+      <w:pPr>
+        <w:shd w:fill="F4F5F7" w:val="clear"/>
+        <w:spacing w:after="0" w:before="0" w:line="240"/>
+        <w:ind w:left="200" w:right="200"/>
+      </w:pPr>
+      <w:r>
+        <w:rPr>
+          <w:rFonts w:ascii="Consolas" w:cs="Consolas" w:eastAsia="Consolas" w:hAnsi="Consolas"/>
+          <w:color w:val="24292F"/>
+          <w:sz w:val="16"/>
+          <w:szCs w:val="16"/>
+        </w:rPr>
+        <w:t xml:space="preserve">  assigned_by     char(26) null,</w:t>
+      </w:r>
+    </w:p>
+    <w:p>
+      <w:pPr>
+        <w:shd w:fill="F4F5F7" w:val="clear"/>
+        <w:spacing w:after="0" w:before="0" w:line="240"/>
+        <w:ind w:left="200" w:right="200"/>
+      </w:pPr>
+      <w:r>
+        <w:rPr>
+          <w:rFonts w:ascii="Consolas" w:cs="Consolas" w:eastAsia="Consolas" w:hAnsi="Consolas"/>
+          <w:color w:val="24292F"/>
+          <w:sz w:val="16"/>
+          <w:szCs w:val="16"/>
+        </w:rPr>
+        <w:t xml:space="preserve">  created_at      timestamp null,</w:t>
+      </w:r>
+    </w:p>
+    <w:p>
+      <w:pPr>
+        <w:shd w:fill="F4F5F7" w:val="clear"/>
+        <w:spacing w:after="0" w:before="0" w:line="240"/>
+        <w:ind w:left="200" w:right="200"/>
+      </w:pPr>
+      <w:r>
+        <w:rPr>
+          <w:rFonts w:ascii="Consolas" w:cs="Consolas" w:eastAsia="Consolas" w:hAnsi="Consolas"/>
+          <w:color w:val="24292F"/>
+          <w:sz w:val="16"/>
+          <w:szCs w:val="16"/>
+        </w:rPr>
+        <w:t xml:space="preserve">  updated_at      timestamp null,</w:t>
+      </w:r>
+    </w:p>
+    <w:p>
+      <w:pPr>
+        <w:shd w:fill="F4F5F7" w:val="clear"/>
+        <w:spacing w:after="0" w:before="0" w:line="240"/>
+        <w:ind w:left="200" w:right="200"/>
+      </w:pPr>
+      <w:r>
+        <w:rPr>
+          <w:rFonts w:ascii="Consolas" w:cs="Consolas" w:eastAsia="Consolas" w:hAnsi="Consolas"/>
+          <w:color w:val="24292F"/>
+          <w:sz w:val="16"/>
+          <w:szCs w:val="16"/>
+        </w:rPr>
+        <w:t xml:space="preserve">  unique key uq_ack_target (document_id, user_id),</w:t>
+      </w:r>
+    </w:p>
+    <w:p>
+      <w:pPr>
+        <w:shd w:fill="F4F5F7" w:val="clear"/>
+        <w:spacing w:after="0" w:before="0" w:line="240"/>
+        <w:ind w:left="200" w:right="200"/>
+      </w:pPr>
+      <w:r>
+        <w:rPr>
+          <w:rFonts w:ascii="Consolas" w:cs="Consolas" w:eastAsia="Consolas" w:hAnsi="Consolas"/>
+          <w:color w:val="24292F"/>
+          <w:sz w:val="16"/>
+          <w:szCs w:val="16"/>
+        </w:rPr>
+        <w:t xml:space="preserve">  key ix_ack_target_user (workspace_id, user_id),</w:t>
+      </w:r>
+    </w:p>
+    <w:p>
+      <w:pPr>
+        <w:shd w:fill="F4F5F7" w:val="clear"/>
+        <w:spacing w:after="0" w:before="0" w:line="240"/>
+        <w:ind w:left="200" w:right="200"/>
+      </w:pPr>
+      <w:r>
+        <w:rPr>
+          <w:rFonts w:ascii="Consolas" w:cs="Consolas" w:eastAsia="Consolas" w:hAnsi="Consolas"/>
+          <w:color w:val="24292F"/>
+          <w:sz w:val="16"/>
+          <w:szCs w:val="16"/>
+        </w:rPr>
+        <w:t xml:space="preserve">  constraint fk_at_doc  foreign key (document_id) references documents(id) on delete cascade,</w:t>
+      </w:r>
+    </w:p>
+    <w:p>
+      <w:pPr>
+        <w:shd w:fill="F4F5F7" w:val="clear"/>
+        <w:spacing w:after="0" w:before="0" w:line="240"/>
+        <w:ind w:left="200" w:right="200"/>
+      </w:pPr>
+      <w:r>
+        <w:rPr>
+          <w:rFonts w:ascii="Consolas" w:cs="Consolas" w:eastAsia="Consolas" w:hAnsi="Consolas"/>
+          <w:color w:val="24292F"/>
+          <w:sz w:val="16"/>
+          <w:szCs w:val="16"/>
+        </w:rPr>
+        <w:t xml:space="preserve">  constraint fk_at_user foreign key (user_id)     references users(id)     on delete cascade</w:t>
+      </w:r>
+    </w:p>
+    <w:p>
+      <w:pPr>
+        <w:shd w:fill="F4F5F7" w:val="clear"/>
+        <w:spacing w:after="0" w:before="0" w:line="240"/>
+        <w:ind w:left="200" w:right="200"/>
+      </w:pPr>
+      <w:r>
+        <w:rPr>
+          <w:rFonts w:ascii="Consolas" w:cs="Consolas" w:eastAsia="Consolas" w:hAnsi="Consolas"/>
+          <w:color w:val="24292F"/>
+          <w:sz w:val="16"/>
+          <w:szCs w:val="16"/>
+        </w:rPr>
+        <w:t>) engine=InnoDB;</w:t>
+      </w:r>
+    </w:p>
+    <w:p>
+      <w:pPr>
+        <w:shd w:fill="F4F5F7" w:val="clear"/>
+        <w:spacing w:after="0" w:before="0" w:line="240"/>
+        <w:ind w:left="200" w:right="200"/>
+      </w:pPr>
+      <w:r>
+        <w:rPr>
+          <w:rFonts w:ascii="Consolas" w:cs="Consolas" w:eastAsia="Consolas" w:hAnsi="Consolas"/>
+          <w:color w:val="24292F"/>
+          <w:sz w:val="16"/>
+          <w:szCs w:val="16"/>
+        </w:rPr>
+        <w:t>-- Who must acknowledge a document (FR-702). Version-independent: the record below is per version, so a new approval leaves every target outstanding (FR-704).</w:t>
       </w:r>
     </w:p>
     <w:p>
@@ -11582,16 +11824,15 @@
           <w:szCs w:val="18"/>
           <w:shd w:fill="F4F5F7" w:val="clear"/>
         </w:rPr>
-        <w:t xml:space="preserve">approvals</w:t>
-      </w:r>
-      <w:r>
-        <w:rPr>
-          <w:rFonts w:ascii="Calibri" w:cs="Calibri" w:eastAsia="Calibri" w:hAnsi="Calibri"/>
-          <w:color w:val="1A1A1A"/>
-          <w:sz w:val="20"/>
-          <w:szCs w:val="20"/>
-        </w:rPr>
-        <w:t xml:space="preserve">, </w:t>
+        <w:t>approvals, acknowledgement_targets, acknowledgements</w:t>
+      </w:r>
+      <w:r>
+        <w:rPr>
+          <w:rFonts w:ascii="Calibri" w:cs="Calibri" w:eastAsia="Calibri" w:hAnsi="Calibri"/>
+          <w:color w:val="1A1A1A"/>
+          <w:sz w:val="20"/>
+          <w:szCs w:val="20"/>
+        </w:rPr>
       </w:r>
       <w:r>
         <w:rPr>
@@ -11601,7 +11842,6 @@
           <w:szCs w:val="18"/>
           <w:shd w:fill="F4F5F7" w:val="clear"/>
         </w:rPr>
-        <w:t xml:space="preserve">acknowledgements</w:t>
       </w:r>
     </w:p>
     <w:p>

--- a/Documentation/04-Database-Schema.docx
+++ b/Documentation/04-Database-Schema.docx
@@ -65,7 +65,7 @@
           <w:sz w:val="20"/>
           <w:szCs w:val="20"/>
         </w:rPr>
-        <w:t>Version 2.3  ·  Project documentation  ·  2026</w:t>
+        <w:t>Version 2.4  ·  Project documentation  ·  2026</w:t>
       </w:r>
     </w:p>
     <w:p>
@@ -1634,6 +1634,8 @@
           <w:szCs w:val="16"/>
         </w:rPr>
         <w:t xml:space="preserve">  settings      json not null,</w:t>
+        <w:br/>
+        <w:t xml:space="preserve">  deletion_scheduled_at timestamp null,  -- S23: deletion is scheduled with a grace period; workspaces:purge-scheduled removes the row (and cascades) after it</w:t>
       </w:r>
     </w:p>
     <w:p>
@@ -2018,6 +2020,22 @@
           <w:szCs w:val="16"/>
         </w:rPr>
         <w:t xml:space="preserve">  role          enum('admin','approver','editor','reader','guest') not null default 'editor',</w:t>
+      </w:r>
+    </w:p>
+    <w:p>
+      <w:pPr>
+        <w:shd w:fill="F4F5F7" w:val="clear"/>
+        <w:spacing w:after="0" w:before="0" w:line="240"/>
+        <w:ind w:left="200" w:right="200"/>
+      </w:pPr>
+      <w:r>
+        <w:rPr>
+          <w:rFonts w:ascii="Consolas" w:cs="Consolas" w:eastAsia="Consolas" w:hAnsi="Consolas"/>
+          <w:color w:val="24292F"/>
+          <w:sz w:val="16"/>
+          <w:szCs w:val="16"/>
+        </w:rPr>
+        <w:t xml:space="preserve">  notification_prefs json null,          -- S24: per-workspace email preferences; null = defaults. In-app notifications are always delivered</w:t>
       </w:r>
     </w:p>
     <w:p>

--- a/Documentation/04-Database-Schema.docx
+++ b/Documentation/04-Database-Schema.docx
@@ -65,7 +65,7 @@
           <w:sz w:val="20"/>
           <w:szCs w:val="20"/>
         </w:rPr>
-        <w:t>Version 2.4  ·  Project documentation  ·  2026</w:t>
+        <w:t>Version 2.5  ·  Project documentation  ·  2026</w:t>
       </w:r>
     </w:p>
     <w:p>
@@ -8225,6 +8225,261 @@
     </w:p>
     <w:p>
       <w:pPr>
+        <w:pStyle w:val="Heading2"/>
+        <w:spacing w:after="140" w:before="320"/>
+      </w:pPr>
+      <w:r>
+        <w:rPr>
+          <w:rFonts w:ascii="Calibri Light" w:cs="Calibri Light" w:eastAsia="Calibri Light" w:hAnsi="Calibri Light"/>
+          <w:b/>
+          <w:bCs/>
+          <w:color w:val="1E2761"/>
+          <w:sz w:val="28"/>
+          <w:szCs w:val="28"/>
+        </w:rPr>
+        <w:t>create table document_reads (</w:t>
+      </w:r>
+    </w:p>
+    <w:p>
+      <w:pPr>
+        <w:pStyle w:val="Heading2"/>
+        <w:spacing w:after="140" w:before="320"/>
+      </w:pPr>
+      <w:r>
+        <w:rPr>
+          <w:rFonts w:ascii="Calibri Light" w:cs="Calibri Light" w:eastAsia="Calibri Light" w:hAnsi="Calibri Light"/>
+          <w:b/>
+          <w:bCs/>
+          <w:color w:val="1E2761"/>
+          <w:sz w:val="28"/>
+          <w:szCs w:val="28"/>
+        </w:rPr>
+        <w:t xml:space="preserve">  id            char(26) not null primary key,</w:t>
+      </w:r>
+    </w:p>
+    <w:p>
+      <w:pPr>
+        <w:pStyle w:val="Heading2"/>
+        <w:spacing w:after="140" w:before="320"/>
+      </w:pPr>
+      <w:r>
+        <w:rPr>
+          <w:rFonts w:ascii="Calibri Light" w:cs="Calibri Light" w:eastAsia="Calibri Light" w:hAnsi="Calibri Light"/>
+          <w:b/>
+          <w:bCs/>
+          <w:color w:val="1E2761"/>
+          <w:sz w:val="28"/>
+          <w:szCs w:val="28"/>
+        </w:rPr>
+        <w:t xml:space="preserve">  workspace_id  char(26) not null,</w:t>
+      </w:r>
+    </w:p>
+    <w:p>
+      <w:pPr>
+        <w:pStyle w:val="Heading2"/>
+        <w:spacing w:after="140" w:before="320"/>
+      </w:pPr>
+      <w:r>
+        <w:rPr>
+          <w:rFonts w:ascii="Calibri Light" w:cs="Calibri Light" w:eastAsia="Calibri Light" w:hAnsi="Calibri Light"/>
+          <w:b/>
+          <w:bCs/>
+          <w:color w:val="1E2761"/>
+          <w:sz w:val="28"/>
+          <w:szCs w:val="28"/>
+        </w:rPr>
+        <w:t xml:space="preserve">  document_id   char(26) not null,</w:t>
+      </w:r>
+    </w:p>
+    <w:p>
+      <w:pPr>
+        <w:pStyle w:val="Heading2"/>
+        <w:spacing w:after="140" w:before="320"/>
+      </w:pPr>
+      <w:r>
+        <w:rPr>
+          <w:rFonts w:ascii="Calibri Light" w:cs="Calibri Light" w:eastAsia="Calibri Light" w:hAnsi="Calibri Light"/>
+          <w:b/>
+          <w:bCs/>
+          <w:color w:val="1E2761"/>
+          <w:sz w:val="28"/>
+          <w:szCs w:val="28"/>
+        </w:rPr>
+        <w:t xml:space="preserve">  user_id       char(26) not null,</w:t>
+      </w:r>
+    </w:p>
+    <w:p>
+      <w:pPr>
+        <w:pStyle w:val="Heading2"/>
+        <w:spacing w:after="140" w:before="320"/>
+      </w:pPr>
+      <w:r>
+        <w:rPr>
+          <w:rFonts w:ascii="Calibri Light" w:cs="Calibri Light" w:eastAsia="Calibri Light" w:hAnsi="Calibri Light"/>
+          <w:b/>
+          <w:bCs/>
+          <w:color w:val="1E2761"/>
+          <w:sz w:val="28"/>
+          <w:szCs w:val="28"/>
+        </w:rPr>
+        <w:t xml:space="preserve">  read_on       date not null,</w:t>
+      </w:r>
+    </w:p>
+    <w:p>
+      <w:pPr>
+        <w:pStyle w:val="Heading2"/>
+        <w:spacing w:after="140" w:before="320"/>
+      </w:pPr>
+      <w:r>
+        <w:rPr>
+          <w:rFonts w:ascii="Calibri Light" w:cs="Calibri Light" w:eastAsia="Calibri Light" w:hAnsi="Calibri Light"/>
+          <w:b/>
+          <w:bCs/>
+          <w:color w:val="1E2761"/>
+          <w:sz w:val="28"/>
+          <w:szCs w:val="28"/>
+        </w:rPr>
+        <w:t xml:space="preserve">  created_at    timestamp null,</w:t>
+      </w:r>
+    </w:p>
+    <w:p>
+      <w:pPr>
+        <w:pStyle w:val="Heading2"/>
+        <w:spacing w:after="140" w:before="320"/>
+      </w:pPr>
+      <w:r>
+        <w:rPr>
+          <w:rFonts w:ascii="Calibri Light" w:cs="Calibri Light" w:eastAsia="Calibri Light" w:hAnsi="Calibri Light"/>
+          <w:b/>
+          <w:bCs/>
+          <w:color w:val="1E2761"/>
+          <w:sz w:val="28"/>
+          <w:szCs w:val="28"/>
+        </w:rPr>
+        <w:t xml:space="preserve">  updated_at    timestamp null,</w:t>
+      </w:r>
+    </w:p>
+    <w:p>
+      <w:pPr>
+        <w:pStyle w:val="Heading2"/>
+        <w:spacing w:after="140" w:before="320"/>
+      </w:pPr>
+      <w:r>
+        <w:rPr>
+          <w:rFonts w:ascii="Calibri Light" w:cs="Calibri Light" w:eastAsia="Calibri Light" w:hAnsi="Calibri Light"/>
+          <w:b/>
+          <w:bCs/>
+          <w:color w:val="1E2761"/>
+          <w:sz w:val="28"/>
+          <w:szCs w:val="28"/>
+        </w:rPr>
+        <w:t xml:space="preserve">  unique key uq_doc_read_day (document_id, user_id, read_on),</w:t>
+      </w:r>
+    </w:p>
+    <w:p>
+      <w:pPr>
+        <w:pStyle w:val="Heading2"/>
+        <w:spacing w:after="140" w:before="320"/>
+      </w:pPr>
+      <w:r>
+        <w:rPr>
+          <w:rFonts w:ascii="Calibri Light" w:cs="Calibri Light" w:eastAsia="Calibri Light" w:hAnsi="Calibri Light"/>
+          <w:b/>
+          <w:bCs/>
+          <w:color w:val="1E2761"/>
+          <w:sz w:val="28"/>
+          <w:szCs w:val="28"/>
+        </w:rPr>
+        <w:t xml:space="preserve">  key ix_doc_read_ws_day (workspace_id, read_on),</w:t>
+      </w:r>
+    </w:p>
+    <w:p>
+      <w:pPr>
+        <w:pStyle w:val="Heading2"/>
+        <w:spacing w:after="140" w:before="320"/>
+      </w:pPr>
+      <w:r>
+        <w:rPr>
+          <w:rFonts w:ascii="Calibri Light" w:cs="Calibri Light" w:eastAsia="Calibri Light" w:hAnsi="Calibri Light"/>
+          <w:b/>
+          <w:bCs/>
+          <w:color w:val="1E2761"/>
+          <w:sz w:val="28"/>
+          <w:szCs w:val="28"/>
+        </w:rPr>
+        <w:t xml:space="preserve">  constraint fk_dr_doc  foreign key (document_id) references documents(id) on delete cascade,</w:t>
+      </w:r>
+    </w:p>
+    <w:p>
+      <w:pPr>
+        <w:pStyle w:val="Heading2"/>
+        <w:spacing w:after="140" w:before="320"/>
+      </w:pPr>
+      <w:r>
+        <w:rPr>
+          <w:rFonts w:ascii="Calibri Light" w:cs="Calibri Light" w:eastAsia="Calibri Light" w:hAnsi="Calibri Light"/>
+          <w:b/>
+          <w:bCs/>
+          <w:color w:val="1E2761"/>
+          <w:sz w:val="28"/>
+          <w:szCs w:val="28"/>
+        </w:rPr>
+        <w:t xml:space="preserve">  constraint fk_dr_user foreign key (user_id)     references users(id)     on delete cascade</w:t>
+      </w:r>
+    </w:p>
+    <w:p>
+      <w:pPr>
+        <w:pStyle w:val="Heading2"/>
+        <w:spacing w:after="140" w:before="320"/>
+      </w:pPr>
+      <w:r>
+        <w:rPr>
+          <w:rFonts w:ascii="Calibri Light" w:cs="Calibri Light" w:eastAsia="Calibri Light" w:hAnsi="Calibri Light"/>
+          <w:b/>
+          <w:bCs/>
+          <w:color w:val="1E2761"/>
+          <w:sz w:val="28"/>
+          <w:szCs w:val="28"/>
+        </w:rPr>
+        <w:t>) engine=InnoDB;</w:t>
+      </w:r>
+    </w:p>
+    <w:p>
+      <w:pPr>
+        <w:pStyle w:val="Heading2"/>
+        <w:spacing w:after="140" w:before="320"/>
+      </w:pPr>
+      <w:r>
+        <w:rPr>
+          <w:rFonts w:ascii="Calibri Light" w:cs="Calibri Light" w:eastAsia="Calibri Light" w:hAnsi="Calibri Light"/>
+          <w:b/>
+          <w:bCs/>
+          <w:color w:val="1E2761"/>
+          <w:sz w:val="28"/>
+          <w:szCs w:val="28"/>
+        </w:rPr>
+        <w:t>-- One row per person per document per day, written when the published view is served (S20 "Most-read documents"). Analytics, not audit.</w:t>
+      </w:r>
+    </w:p>
+    <w:p>
+      <w:pPr>
+        <w:pStyle w:val="Heading2"/>
+        <w:spacing w:after="140" w:before="320"/>
+      </w:pPr>
+      <w:r>
+        <w:rPr>
+          <w:rFonts w:ascii="Calibri Light" w:cs="Calibri Light" w:eastAsia="Calibri Light" w:hAnsi="Calibri Light"/>
+          <w:b/>
+          <w:bCs/>
+          <w:color w:val="1E2761"/>
+          <w:sz w:val="28"/>
+          <w:szCs w:val="28"/>
+        </w:rPr>
+        <w:t xml:space="preserve"> </w:t>
+      </w:r>
+    </w:p>
+    <w:p>
+      <w:pPr>
         <w:shd w:fill="F4F5F7" w:val="clear"/>
         <w:spacing w:after="0" w:before="100" w:line="240"/>
         <w:ind w:left="200" w:right="200"/>
@@ -11879,16 +12134,15 @@
           <w:szCs w:val="18"/>
           <w:shd w:fill="F4F5F7" w:val="clear"/>
         </w:rPr>
-        <w:t xml:space="preserve">chat_sessions</w:t>
-      </w:r>
-      <w:r>
-        <w:rPr>
-          <w:rFonts w:ascii="Calibri" w:cs="Calibri" w:eastAsia="Calibri" w:hAnsi="Calibri"/>
-          <w:color w:val="1A1A1A"/>
-          <w:sz w:val="20"/>
-          <w:szCs w:val="20"/>
-        </w:rPr>
-        <w:t xml:space="preserve">, </w:t>
+        <w:t>document_reads, chat_sessions, chat_messages</w:t>
+      </w:r>
+      <w:r>
+        <w:rPr>
+          <w:rFonts w:ascii="Calibri" w:cs="Calibri" w:eastAsia="Calibri" w:hAnsi="Calibri"/>
+          <w:color w:val="1A1A1A"/>
+          <w:sz w:val="20"/>
+          <w:szCs w:val="20"/>
+        </w:rPr>
       </w:r>
       <w:r>
         <w:rPr>
@@ -11898,7 +12152,6 @@
           <w:szCs w:val="18"/>
           <w:shd w:fill="F4F5F7" w:val="clear"/>
         </w:rPr>
-        <w:t xml:space="preserve">chat_messages</w:t>
       </w:r>
     </w:p>
     <w:p>

--- a/Documentation/04-Database-Schema.docx
+++ b/Documentation/04-Database-Schema.docx
@@ -65,7 +65,7 @@
           <w:sz w:val="20"/>
           <w:szCs w:val="20"/>
         </w:rPr>
-        <w:t>Version 2.5  ·  Project documentation  ·  2026</w:t>
+        <w:t>Version 2.6  ·  Project documentation  ·  2026</w:t>
       </w:r>
     </w:p>
     <w:p>
@@ -8237,6 +8237,516 @@
           <w:sz w:val="28"/>
           <w:szCs w:val="28"/>
         </w:rPr>
+        <w:t>create table document_templates (</w:t>
+      </w:r>
+    </w:p>
+    <w:p>
+      <w:pPr>
+        <w:pStyle w:val="Heading2"/>
+        <w:spacing w:after="140" w:before="320"/>
+      </w:pPr>
+      <w:r>
+        <w:rPr>
+          <w:rFonts w:ascii="Calibri Light" w:cs="Calibri Light" w:eastAsia="Calibri Light" w:hAnsi="Calibri Light"/>
+          <w:b/>
+          <w:bCs/>
+          <w:color w:val="1E2761"/>
+          <w:sz w:val="28"/>
+          <w:szCs w:val="28"/>
+        </w:rPr>
+        <w:t xml:space="preserve">  id            char(26) not null primary key,</w:t>
+      </w:r>
+    </w:p>
+    <w:p>
+      <w:pPr>
+        <w:pStyle w:val="Heading2"/>
+        <w:spacing w:after="140" w:before="320"/>
+      </w:pPr>
+      <w:r>
+        <w:rPr>
+          <w:rFonts w:ascii="Calibri Light" w:cs="Calibri Light" w:eastAsia="Calibri Light" w:hAnsi="Calibri Light"/>
+          <w:b/>
+          <w:bCs/>
+          <w:color w:val="1E2761"/>
+          <w:sz w:val="28"/>
+          <w:szCs w:val="28"/>
+        </w:rPr>
+        <w:t xml:space="preserve">  workspace_id  char(26) not null,</w:t>
+      </w:r>
+    </w:p>
+    <w:p>
+      <w:pPr>
+        <w:pStyle w:val="Heading2"/>
+        <w:spacing w:after="140" w:before="320"/>
+      </w:pPr>
+      <w:r>
+        <w:rPr>
+          <w:rFonts w:ascii="Calibri Light" w:cs="Calibri Light" w:eastAsia="Calibri Light" w:hAnsi="Calibri Light"/>
+          <w:b/>
+          <w:bCs/>
+          <w:color w:val="1E2761"/>
+          <w:sz w:val="28"/>
+          <w:szCs w:val="28"/>
+        </w:rPr>
+        <w:t xml:space="preserve">  name          varchar(120) not null,</w:t>
+      </w:r>
+    </w:p>
+    <w:p>
+      <w:pPr>
+        <w:pStyle w:val="Heading2"/>
+        <w:spacing w:after="140" w:before="320"/>
+      </w:pPr>
+      <w:r>
+        <w:rPr>
+          <w:rFonts w:ascii="Calibri Light" w:cs="Calibri Light" w:eastAsia="Calibri Light" w:hAnsi="Calibri Light"/>
+          <w:b/>
+          <w:bCs/>
+          <w:color w:val="1E2761"/>
+          <w:sz w:val="28"/>
+          <w:szCs w:val="28"/>
+        </w:rPr>
+        <w:t xml:space="preserve">  description   varchar(500) null,</w:t>
+      </w:r>
+    </w:p>
+    <w:p>
+      <w:pPr>
+        <w:pStyle w:val="Heading2"/>
+        <w:spacing w:after="140" w:before="320"/>
+      </w:pPr>
+      <w:r>
+        <w:rPr>
+          <w:rFonts w:ascii="Calibri Light" w:cs="Calibri Light" w:eastAsia="Calibri Light" w:hAnsi="Calibri Light"/>
+          <w:b/>
+          <w:bCs/>
+          <w:color w:val="1E2761"/>
+          <w:sz w:val="28"/>
+          <w:szCs w:val="28"/>
+        </w:rPr>
+        <w:t xml:space="preserve">  doc_type      enum('sop','policy','handbook_page','note') not null default 'sop',</w:t>
+      </w:r>
+    </w:p>
+    <w:p>
+      <w:pPr>
+        <w:pStyle w:val="Heading2"/>
+        <w:spacing w:after="140" w:before="320"/>
+      </w:pPr>
+      <w:r>
+        <w:rPr>
+          <w:rFonts w:ascii="Calibri Light" w:cs="Calibri Light" w:eastAsia="Calibri Light" w:hAnsi="Calibri Light"/>
+          <w:b/>
+          <w:bCs/>
+          <w:color w:val="1E2761"/>
+          <w:sz w:val="28"/>
+          <w:szCs w:val="28"/>
+        </w:rPr>
+        <w:t xml:space="preserve">  content       json not null,</w:t>
+      </w:r>
+    </w:p>
+    <w:p>
+      <w:pPr>
+        <w:pStyle w:val="Heading2"/>
+        <w:spacing w:after="140" w:before="320"/>
+      </w:pPr>
+      <w:r>
+        <w:rPr>
+          <w:rFonts w:ascii="Calibri Light" w:cs="Calibri Light" w:eastAsia="Calibri Light" w:hAnsi="Calibri Light"/>
+          <w:b/>
+          <w:bCs/>
+          <w:color w:val="1E2761"/>
+          <w:sz w:val="28"/>
+          <w:szCs w:val="28"/>
+        </w:rPr>
+        <w:t xml:space="preserve">  steps         json not null,</w:t>
+      </w:r>
+    </w:p>
+    <w:p>
+      <w:pPr>
+        <w:pStyle w:val="Heading2"/>
+        <w:spacing w:after="140" w:before="320"/>
+      </w:pPr>
+      <w:r>
+        <w:rPr>
+          <w:rFonts w:ascii="Calibri Light" w:cs="Calibri Light" w:eastAsia="Calibri Light" w:hAnsi="Calibri Light"/>
+          <w:b/>
+          <w:bCs/>
+          <w:color w:val="1E2761"/>
+          <w:sz w:val="28"/>
+          <w:szCs w:val="28"/>
+        </w:rPr>
+        <w:t xml:space="preserve">  created_by    char(26) null,</w:t>
+      </w:r>
+    </w:p>
+    <w:p>
+      <w:pPr>
+        <w:pStyle w:val="Heading2"/>
+        <w:spacing w:after="140" w:before="320"/>
+      </w:pPr>
+      <w:r>
+        <w:rPr>
+          <w:rFonts w:ascii="Calibri Light" w:cs="Calibri Light" w:eastAsia="Calibri Light" w:hAnsi="Calibri Light"/>
+          <w:b/>
+          <w:bCs/>
+          <w:color w:val="1E2761"/>
+          <w:sz w:val="28"/>
+          <w:szCs w:val="28"/>
+        </w:rPr>
+        <w:t xml:space="preserve">  created_at    timestamp null,</w:t>
+      </w:r>
+    </w:p>
+    <w:p>
+      <w:pPr>
+        <w:pStyle w:val="Heading2"/>
+        <w:spacing w:after="140" w:before="320"/>
+      </w:pPr>
+      <w:r>
+        <w:rPr>
+          <w:rFonts w:ascii="Calibri Light" w:cs="Calibri Light" w:eastAsia="Calibri Light" w:hAnsi="Calibri Light"/>
+          <w:b/>
+          <w:bCs/>
+          <w:color w:val="1E2761"/>
+          <w:sz w:val="28"/>
+          <w:szCs w:val="28"/>
+        </w:rPr>
+        <w:t xml:space="preserve">  updated_at    timestamp null,</w:t>
+      </w:r>
+    </w:p>
+    <w:p>
+      <w:pPr>
+        <w:pStyle w:val="Heading2"/>
+        <w:spacing w:after="140" w:before="320"/>
+      </w:pPr>
+      <w:r>
+        <w:rPr>
+          <w:rFonts w:ascii="Calibri Light" w:cs="Calibri Light" w:eastAsia="Calibri Light" w:hAnsi="Calibri Light"/>
+          <w:b/>
+          <w:bCs/>
+          <w:color w:val="1E2761"/>
+          <w:sz w:val="28"/>
+          <w:szCs w:val="28"/>
+        </w:rPr>
+        <w:t xml:space="preserve">  key ix_tpl_ws_name (workspace_id, name),</w:t>
+      </w:r>
+    </w:p>
+    <w:p>
+      <w:pPr>
+        <w:pStyle w:val="Heading2"/>
+        <w:spacing w:after="140" w:before="320"/>
+      </w:pPr>
+      <w:r>
+        <w:rPr>
+          <w:rFonts w:ascii="Calibri Light" w:cs="Calibri Light" w:eastAsia="Calibri Light" w:hAnsi="Calibri Light"/>
+          <w:b/>
+          <w:bCs/>
+          <w:color w:val="1E2761"/>
+          <w:sz w:val="28"/>
+          <w:szCs w:val="28"/>
+        </w:rPr>
+        <w:t xml:space="preserve">  constraint fk_tpl_user foreign key (created_by) references users(id) on delete set null</w:t>
+      </w:r>
+    </w:p>
+    <w:p>
+      <w:pPr>
+        <w:pStyle w:val="Heading2"/>
+        <w:spacing w:after="140" w:before="320"/>
+      </w:pPr>
+      <w:r>
+        <w:rPr>
+          <w:rFonts w:ascii="Calibri Light" w:cs="Calibri Light" w:eastAsia="Calibri Light" w:hAnsi="Calibri Light"/>
+          <w:b/>
+          <w:bCs/>
+          <w:color w:val="1E2761"/>
+          <w:sz w:val="28"/>
+          <w:szCs w:val="28"/>
+        </w:rPr>
+        <w:t>) engine=InnoDB;</w:t>
+      </w:r>
+    </w:p>
+    <w:p>
+      <w:pPr>
+        <w:pStyle w:val="Heading2"/>
+        <w:spacing w:after="140" w:before="320"/>
+      </w:pPr>
+      <w:r>
+        <w:rPr>
+          <w:rFonts w:ascii="Calibri Light" w:cs="Calibri Light" w:eastAsia="Calibri Light" w:hAnsi="Calibri Light"/>
+          <w:b/>
+          <w:bCs/>
+          <w:color w:val="1E2761"/>
+          <w:sz w:val="28"/>
+          <w:szCs w:val="28"/>
+        </w:rPr>
+        <w:t>-- Workspace templates saved from a document (B5-T3). Built-in templates stay in code. Image/file blocks are stripped on save.</w:t>
+      </w:r>
+    </w:p>
+    <w:p>
+      <w:pPr>
+        <w:pStyle w:val="Heading2"/>
+        <w:spacing w:after="140" w:before="320"/>
+      </w:pPr>
+      <w:r>
+        <w:rPr>
+          <w:rFonts w:ascii="Calibri Light" w:cs="Calibri Light" w:eastAsia="Calibri Light" w:hAnsi="Calibri Light"/>
+          <w:b/>
+          <w:bCs/>
+          <w:color w:val="1E2761"/>
+          <w:sz w:val="28"/>
+          <w:szCs w:val="28"/>
+        </w:rPr>
+        <w:t xml:space="preserve"> </w:t>
+      </w:r>
+    </w:p>
+    <w:p>
+      <w:pPr>
+        <w:pStyle w:val="Heading2"/>
+        <w:spacing w:after="140" w:before="320"/>
+      </w:pPr>
+      <w:r>
+        <w:rPr>
+          <w:rFonts w:ascii="Calibri Light" w:cs="Calibri Light" w:eastAsia="Calibri Light" w:hAnsi="Calibri Light"/>
+          <w:b/>
+          <w:bCs/>
+          <w:color w:val="1E2761"/>
+          <w:sz w:val="28"/>
+          <w:szCs w:val="28"/>
+        </w:rPr>
+        <w:t>create table document_links (</w:t>
+      </w:r>
+    </w:p>
+    <w:p>
+      <w:pPr>
+        <w:pStyle w:val="Heading2"/>
+        <w:spacing w:after="140" w:before="320"/>
+      </w:pPr>
+      <w:r>
+        <w:rPr>
+          <w:rFonts w:ascii="Calibri Light" w:cs="Calibri Light" w:eastAsia="Calibri Light" w:hAnsi="Calibri Light"/>
+          <w:b/>
+          <w:bCs/>
+          <w:color w:val="1E2761"/>
+          <w:sz w:val="28"/>
+          <w:szCs w:val="28"/>
+        </w:rPr>
+        <w:t xml:space="preserve">  id                  char(26) not null primary key,</w:t>
+      </w:r>
+    </w:p>
+    <w:p>
+      <w:pPr>
+        <w:pStyle w:val="Heading2"/>
+        <w:spacing w:after="140" w:before="320"/>
+      </w:pPr>
+      <w:r>
+        <w:rPr>
+          <w:rFonts w:ascii="Calibri Light" w:cs="Calibri Light" w:eastAsia="Calibri Light" w:hAnsi="Calibri Light"/>
+          <w:b/>
+          <w:bCs/>
+          <w:color w:val="1E2761"/>
+          <w:sz w:val="28"/>
+          <w:szCs w:val="28"/>
+        </w:rPr>
+        <w:t xml:space="preserve">  workspace_id        char(26) not null,</w:t>
+      </w:r>
+    </w:p>
+    <w:p>
+      <w:pPr>
+        <w:pStyle w:val="Heading2"/>
+        <w:spacing w:after="140" w:before="320"/>
+      </w:pPr>
+      <w:r>
+        <w:rPr>
+          <w:rFonts w:ascii="Calibri Light" w:cs="Calibri Light" w:eastAsia="Calibri Light" w:hAnsi="Calibri Light"/>
+          <w:b/>
+          <w:bCs/>
+          <w:color w:val="1E2761"/>
+          <w:sz w:val="28"/>
+          <w:szCs w:val="28"/>
+        </w:rPr>
+        <w:t xml:space="preserve">  source_document_id  char(26) not null,</w:t>
+      </w:r>
+    </w:p>
+    <w:p>
+      <w:pPr>
+        <w:pStyle w:val="Heading2"/>
+        <w:spacing w:after="140" w:before="320"/>
+      </w:pPr>
+      <w:r>
+        <w:rPr>
+          <w:rFonts w:ascii="Calibri Light" w:cs="Calibri Light" w:eastAsia="Calibri Light" w:hAnsi="Calibri Light"/>
+          <w:b/>
+          <w:bCs/>
+          <w:color w:val="1E2761"/>
+          <w:sz w:val="28"/>
+          <w:szCs w:val="28"/>
+        </w:rPr>
+        <w:t xml:space="preserve">  target_document_id  char(26) not null,   -- no FK: a deleted target leaves a broken link, reported as unavailable</w:t>
+      </w:r>
+    </w:p>
+    <w:p>
+      <w:pPr>
+        <w:pStyle w:val="Heading2"/>
+        <w:spacing w:after="140" w:before="320"/>
+      </w:pPr>
+      <w:r>
+        <w:rPr>
+          <w:rFonts w:ascii="Calibri Light" w:cs="Calibri Light" w:eastAsia="Calibri Light" w:hAnsi="Calibri Light"/>
+          <w:b/>
+          <w:bCs/>
+          <w:color w:val="1E2761"/>
+          <w:sz w:val="28"/>
+          <w:szCs w:val="28"/>
+        </w:rPr>
+        <w:t xml:space="preserve">  block_id            varchar(40) not null,</w:t>
+      </w:r>
+    </w:p>
+    <w:p>
+      <w:pPr>
+        <w:pStyle w:val="Heading2"/>
+        <w:spacing w:after="140" w:before="320"/>
+      </w:pPr>
+      <w:r>
+        <w:rPr>
+          <w:rFonts w:ascii="Calibri Light" w:cs="Calibri Light" w:eastAsia="Calibri Light" w:hAnsi="Calibri Light"/>
+          <w:b/>
+          <w:bCs/>
+          <w:color w:val="1E2761"/>
+          <w:sz w:val="28"/>
+          <w:szCs w:val="28"/>
+        </w:rPr>
+        <w:t xml:space="preserve">  created_at          timestamp null,</w:t>
+      </w:r>
+    </w:p>
+    <w:p>
+      <w:pPr>
+        <w:pStyle w:val="Heading2"/>
+        <w:spacing w:after="140" w:before="320"/>
+      </w:pPr>
+      <w:r>
+        <w:rPr>
+          <w:rFonts w:ascii="Calibri Light" w:cs="Calibri Light" w:eastAsia="Calibri Light" w:hAnsi="Calibri Light"/>
+          <w:b/>
+          <w:bCs/>
+          <w:color w:val="1E2761"/>
+          <w:sz w:val="28"/>
+          <w:szCs w:val="28"/>
+        </w:rPr>
+        <w:t xml:space="preserve">  updated_at          timestamp null,</w:t>
+      </w:r>
+    </w:p>
+    <w:p>
+      <w:pPr>
+        <w:pStyle w:val="Heading2"/>
+        <w:spacing w:after="140" w:before="320"/>
+      </w:pPr>
+      <w:r>
+        <w:rPr>
+          <w:rFonts w:ascii="Calibri Light" w:cs="Calibri Light" w:eastAsia="Calibri Light" w:hAnsi="Calibri Light"/>
+          <w:b/>
+          <w:bCs/>
+          <w:color w:val="1E2761"/>
+          <w:sz w:val="28"/>
+          <w:szCs w:val="28"/>
+        </w:rPr>
+        <w:t xml:space="preserve">  unique key uq_doclink_block (source_document_id, block_id),</w:t>
+      </w:r>
+    </w:p>
+    <w:p>
+      <w:pPr>
+        <w:pStyle w:val="Heading2"/>
+        <w:spacing w:after="140" w:before="320"/>
+      </w:pPr>
+      <w:r>
+        <w:rPr>
+          <w:rFonts w:ascii="Calibri Light" w:cs="Calibri Light" w:eastAsia="Calibri Light" w:hAnsi="Calibri Light"/>
+          <w:b/>
+          <w:bCs/>
+          <w:color w:val="1E2761"/>
+          <w:sz w:val="28"/>
+          <w:szCs w:val="28"/>
+        </w:rPr>
+        <w:t xml:space="preserve">  key ix_doclink_target (workspace_id, target_document_id),</w:t>
+      </w:r>
+    </w:p>
+    <w:p>
+      <w:pPr>
+        <w:pStyle w:val="Heading2"/>
+        <w:spacing w:after="140" w:before="320"/>
+      </w:pPr>
+      <w:r>
+        <w:rPr>
+          <w:rFonts w:ascii="Calibri Light" w:cs="Calibri Light" w:eastAsia="Calibri Light" w:hAnsi="Calibri Light"/>
+          <w:b/>
+          <w:bCs/>
+          <w:color w:val="1E2761"/>
+          <w:sz w:val="28"/>
+          <w:szCs w:val="28"/>
+        </w:rPr>
+        <w:t xml:space="preserve">  constraint fk_dl_source foreign key (source_document_id) references documents(id) on delete cascade</w:t>
+      </w:r>
+    </w:p>
+    <w:p>
+      <w:pPr>
+        <w:pStyle w:val="Heading2"/>
+        <w:spacing w:after="140" w:before="320"/>
+      </w:pPr>
+      <w:r>
+        <w:rPr>
+          <w:rFonts w:ascii="Calibri Light" w:cs="Calibri Light" w:eastAsia="Calibri Light" w:hAnsi="Calibri Light"/>
+          <w:b/>
+          <w:bCs/>
+          <w:color w:val="1E2761"/>
+          <w:sz w:val="28"/>
+          <w:szCs w:val="28"/>
+        </w:rPr>
+        <w:t>) engine=InnoDB;</w:t>
+      </w:r>
+    </w:p>
+    <w:p>
+      <w:pPr>
+        <w:pStyle w:val="Heading2"/>
+        <w:spacing w:after="140" w:before="320"/>
+      </w:pPr>
+      <w:r>
+        <w:rPr>
+          <w:rFonts w:ascii="Calibri Light" w:cs="Calibri Light" w:eastAsia="Calibri Light" w:hAnsi="Calibri Light"/>
+          <w:b/>
+          <w:bCs/>
+          <w:color w:val="1E2761"/>
+          <w:sz w:val="28"/>
+          <w:szCs w:val="28"/>
+        </w:rPr>
+        <w:t>-- Internal-link graph (B7), rebuilt from link blocks by the document observer on every content save; backlinks are an indexed lookup.</w:t>
+      </w:r>
+    </w:p>
+    <w:p>
+      <w:pPr>
+        <w:pStyle w:val="Heading2"/>
+        <w:spacing w:after="140" w:before="320"/>
+      </w:pPr>
+      <w:r>
+        <w:rPr>
+          <w:rFonts w:ascii="Calibri Light" w:cs="Calibri Light" w:eastAsia="Calibri Light" w:hAnsi="Calibri Light"/>
+          <w:b/>
+          <w:bCs/>
+          <w:color w:val="1E2761"/>
+          <w:sz w:val="28"/>
+          <w:szCs w:val="28"/>
+        </w:rPr>
+        <w:t xml:space="preserve"> </w:t>
+      </w:r>
+    </w:p>
+    <w:p>
+      <w:pPr>
+        <w:pStyle w:val="Heading2"/>
+        <w:spacing w:after="140" w:before="320"/>
+      </w:pPr>
+      <w:r>
+        <w:rPr>
+          <w:rFonts w:ascii="Calibri Light" w:cs="Calibri Light" w:eastAsia="Calibri Light" w:hAnsi="Calibri Light"/>
+          <w:b/>
+          <w:bCs/>
+          <w:color w:val="1E2761"/>
+          <w:sz w:val="28"/>
+          <w:szCs w:val="28"/>
+        </w:rPr>
         <w:t>create table document_reads (</w:t>
       </w:r>
     </w:p>
@@ -12134,7 +12644,7 @@
           <w:szCs w:val="18"/>
           <w:shd w:fill="F4F5F7" w:val="clear"/>
         </w:rPr>
-        <w:t>document_reads, chat_sessions, chat_messages</w:t>
+        <w:t>document_templates, document_links, document_reads, chat_sessions, chat_messages</w:t>
       </w:r>
       <w:r>
         <w:rPr>

--- a/Documentation/04-Database-Schema.docx
+++ b/Documentation/04-Database-Schema.docx
@@ -65,7 +65,7 @@
           <w:sz w:val="20"/>
           <w:szCs w:val="20"/>
         </w:rPr>
-        <w:t>Version 2.6  ·  Project documentation  ·  2026</w:t>
+        <w:t>Version 2.7  ·  Project documentation  ·  2026</w:t>
       </w:r>
     </w:p>
     <w:p>
@@ -6226,6 +6226,22 @@
           <w:sz w:val="16"/>
           <w:szCs w:val="16"/>
         </w:rPr>
+        <w:t xml:space="preserve">  scene_changes  json null,                  -- screen changes in seconds (D2-T2); null = not analysed yet</w:t>
+      </w:r>
+    </w:p>
+    <w:p>
+      <w:pPr>
+        <w:shd w:fill="F4F5F7" w:val="clear"/>
+        <w:spacing w:after="0" w:before="0" w:line="240"/>
+        <w:ind w:left="200" w:right="200"/>
+      </w:pPr>
+      <w:r>
+        <w:rPr>
+          <w:rFonts w:ascii="Consolas" w:cs="Consolas" w:eastAsia="Consolas" w:hAnsi="Consolas"/>
+          <w:color w:val="24292F"/>
+          <w:sz w:val="16"/>
+          <w:szCs w:val="16"/>
+        </w:rPr>
         <w:t xml:space="preserve">  state          enum('uploaded','transcribing','segmenting','generating','draft_ready','failed')</w:t>
       </w:r>
     </w:p>
@@ -7617,6 +7633,22 @@
           <w:szCs w:val="20"/>
         </w:rPr>
         <w:t xml:space="preserve"> are new: with providers now swappable behind drivers, knowing which one produced a given transcript and what it cost is how the driver choice gets evaluated on evidence.</w:t>
+      </w:r>
+    </w:p>
+    <w:p>
+      <w:pPr>
+        <w:spacing w:after="140" w:before="60" w:line="276"/>
+        <w:jc w:val="left"/>
+      </w:pPr>
+      <w:r>
+        <w:rPr>
+          <w:rFonts w:ascii="Consolas" w:cs="Consolas" w:eastAsia="Consolas" w:hAnsi="Consolas"/>
+          <w:color w:val="0B3D2E"/>
+          <w:sz w:val="18"/>
+          <w:szCs w:val="18"/>
+          <w:shd w:fill="F4F5F7" w:val="clear"/>
+        </w:rPr>
+        <w:t>scene_changes is new in v2.7. The segment stage detects screen changes in the video once per recording and stores them here; segmentation uses them to place step boundaries and the frames stage uses them to take each step's screenshot after the screen has settled. An empty list means the video was analysed and nothing changed, or the scan failed — the pipeline then relies on the narration alone.</w:t>
       </w:r>
     </w:p>
     <w:p>

--- a/Documentation/04-Database-Schema.docx
+++ b/Documentation/04-Database-Schema.docx
@@ -65,7 +65,7 @@
           <w:sz w:val="20"/>
           <w:szCs w:val="20"/>
         </w:rPr>
-        <w:t>Version 2.7  ·  Project documentation  ·  2026</w:t>
+        <w:t>Version 2.8  ·  Project documentation  ·  2026</w:t>
       </w:r>
     </w:p>
     <w:p>
@@ -8095,6 +8095,22 @@
           <w:sz w:val="16"/>
           <w:szCs w:val="16"/>
         </w:rPr>
+        <w:t xml:space="preserve">  fulltext key ft_chunk_search (content, heading_path),   -- v2.8, keyword leg (MySQL only)</w:t>
+      </w:r>
+    </w:p>
+    <w:p>
+      <w:pPr>
+        <w:shd w:fill="F4F5F7" w:val="clear"/>
+        <w:spacing w:after="0" w:before="0" w:line="240"/>
+        <w:ind w:left="200" w:right="200"/>
+      </w:pPr>
+      <w:r>
+        <w:rPr>
+          <w:rFonts w:ascii="Consolas" w:cs="Consolas" w:eastAsia="Consolas" w:hAnsi="Consolas"/>
+          <w:color w:val="24292F"/>
+          <w:sz w:val="16"/>
+          <w:szCs w:val="16"/>
+        </w:rPr>
         <w:t xml:space="preserve">  constraint fk_chunk_doc foreign key (document_id) references documents(id) on delete cascade,</w:t>
       </w:r>
     </w:p>
@@ -8144,73 +8160,7 @@
           <w:sz w:val="20"/>
           <w:szCs w:val="20"/>
         </w:rPr>
-        <w:t xml:space="preserve">Correctness invariant:</w:t>
-      </w:r>
-      <w:r>
-        <w:rPr>
-          <w:rFonts w:ascii="Calibri" w:cs="Calibri" w:eastAsia="Calibri" w:hAnsi="Calibri"/>
-          <w:color w:val="1A1A1A"/>
-          <w:sz w:val="20"/>
-          <w:szCs w:val="20"/>
-        </w:rPr>
-        <w:t xml:space="preserve"> every document with </w:t>
-      </w:r>
-      <w:r>
-        <w:rPr>
-          <w:rFonts w:ascii="Consolas" w:cs="Consolas" w:eastAsia="Consolas" w:hAnsi="Consolas"/>
-          <w:color w:val="0B3D2E"/>
-          <w:sz w:val="18"/>
-          <w:szCs w:val="18"/>
-          <w:shd w:fill="F4F5F7" w:val="clear"/>
-        </w:rPr>
-        <w:t xml:space="preserve">state = 'approved'</w:t>
-      </w:r>
-      <w:r>
-        <w:rPr>
-          <w:rFonts w:ascii="Calibri" w:cs="Calibri" w:eastAsia="Calibri" w:hAnsi="Calibri"/>
-          <w:color w:val="1A1A1A"/>
-          <w:sz w:val="20"/>
-          <w:szCs w:val="20"/>
-        </w:rPr>
-        <w:t xml:space="preserve"> must have chunks for its </w:t>
-      </w:r>
-      <w:r>
-        <w:rPr>
-          <w:rFonts w:ascii="Consolas" w:cs="Consolas" w:eastAsia="Consolas" w:hAnsi="Consolas"/>
-          <w:color w:val="0B3D2E"/>
-          <w:sz w:val="18"/>
-          <w:szCs w:val="18"/>
-          <w:shd w:fill="F4F5F7" w:val="clear"/>
-        </w:rPr>
-        <w:t xml:space="preserve">approved_version_id</w:t>
-      </w:r>
-      <w:r>
-        <w:rPr>
-          <w:rFonts w:ascii="Calibri" w:cs="Calibri" w:eastAsia="Calibri" w:hAnsi="Calibri"/>
-          <w:color w:val="1A1A1A"/>
-          <w:sz w:val="20"/>
-          <w:szCs w:val="20"/>
-        </w:rPr>
-        <w:t xml:space="preserve"> with </w:t>
-      </w:r>
-      <w:r>
-        <w:rPr>
-          <w:rFonts w:ascii="Consolas" w:cs="Consolas" w:eastAsia="Consolas" w:hAnsi="Consolas"/>
-          <w:color w:val="0B3D2E"/>
-          <w:sz w:val="18"/>
-          <w:szCs w:val="18"/>
-          <w:shd w:fill="F4F5F7" w:val="clear"/>
-        </w:rPr>
-        <w:t xml:space="preserve">indexed_at is not null</w:t>
-      </w:r>
-      <w:r>
-        <w:rPr>
-          <w:rFonts w:ascii="Calibri" w:cs="Calibri" w:eastAsia="Calibri" w:hAnsi="Calibri"/>
-          <w:color w:val="1A1A1A"/>
-          <w:sz w:val="20"/>
-          <w:szCs w:val="20"/>
-        </w:rPr>
-        <w:t xml:space="preserve">. Anything else is an alerting condition, not a warning.</w:t>
+        <w:t>Correctness invariant: every document with a live approved version — approved_version_id is not null and state is not 'archived', which includes an approved document whose next revision is being drafted — must have chunks for its approved_version_id with indexed_at is not null, and no other document may have chunks. Anything else is an alerting condition, not a warning: `php artisan retrieval:check-index` (every 10 minutes) re-queues missing documents, removes stray chunks, logs an error and notifies workspace admins when a document is still unindexed 30 minutes after approval.</w:t>
       </w:r>
     </w:p>
     <w:p>
@@ -10909,7 +10859,7 @@
                 <w:szCs w:val="18"/>
                 <w:shd w:fill="F4F5F7" w:val="clear"/>
               </w:rPr>
-              <w:t xml:space="preserve">innodb_ft_server_stopword_table</w:t>
+              <w:t>innodb_ft_user_stopword_table (session)</w:t>
             </w:r>
           </w:p>
         </w:tc>
@@ -11008,7 +10958,7 @@
                 <w:sz w:val="20"/>
                 <w:szCs w:val="20"/>
               </w:rPr>
-              <w:t xml:space="preserve">The default list strips words that carry meaning in procedures — "before", "after", "not", "must"</w:t>
+              <w:t>The default list strips words that carry meaning in procedures — "before", "after", "not", "must". Set by migration 001500 in its own session just before building the indexes, so it needs no SUPER privilege on the managed cluster; each index keeps the list it was built with.</w:t>
             </w:r>
           </w:p>
         </w:tc>
@@ -11031,26 +10981,7 @@
           <w:sz w:val="20"/>
           <w:szCs w:val="20"/>
         </w:rPr>
-        <w:t xml:space="preserve">The custom stopword table must exist and be populated before the </w:t>
-      </w:r>
-      <w:r>
-        <w:rPr>
-          <w:rFonts w:ascii="Consolas" w:cs="Consolas" w:eastAsia="Consolas" w:hAnsi="Consolas"/>
-          <w:color w:val="0B3D2E"/>
-          <w:sz w:val="18"/>
-          <w:szCs w:val="18"/>
-          <w:shd w:fill="F4F5F7" w:val="clear"/>
-        </w:rPr>
-        <w:t xml:space="preserve">FULLTEXT</w:t>
-      </w:r>
-      <w:r>
-        <w:rPr>
-          <w:rFonts w:ascii="Calibri" w:cs="Calibri" w:eastAsia="Calibri" w:hAnsi="Calibri"/>
-          <w:color w:val="1A1A1A"/>
-          <w:sz w:val="20"/>
-          <w:szCs w:val="20"/>
-        </w:rPr>
-        <w:t xml:space="preserve"> index is created.</w:t>
+        <w:t>The custom stopword table (fulltext_stopwords, one varchar column named value, seeded from App\Retrieval\Stopwords) must exist and be populated before the FULLTEXT indexes are created. Migration 001500 does this in order: create and seed the table, set innodb_ft_user_stopword_table for its session, rebuild ft_doc_search on documents(title, body_text), and build ft_chunk_search on document_chunks(content, heading_path) — the index the retrieval keyword leg queries. innodb_ft_min_token_size = 2 is a server parameter and must be set on the cluster before the migration runs. On SQLite (tests) the migration is a no-op and the keyword leg uses LIKE.</w:t>
       </w:r>
     </w:p>
     <w:p>

--- a/Documentation/04-Database-Schema.docx
+++ b/Documentation/04-Database-Schema.docx
@@ -65,7 +65,7 @@
           <w:sz w:val="20"/>
           <w:szCs w:val="20"/>
         </w:rPr>
-        <w:t>Version 2.8  ·  Project documentation  ·  2026</w:t>
+        <w:t>Version 2.9  ·  Project documentation  ·  2026</w:t>
       </w:r>
     </w:p>
     <w:p>
@@ -9559,7 +9559,7 @@
           <w:sz w:val="16"/>
           <w:szCs w:val="16"/>
         </w:rPr>
-        <w:t xml:space="preserve">  seats                int not null default 3,</w:t>
+        <w:t xml:space="preserve">  seats                int unsigned null,          -- null = unlimited (Pro); Team defaults to 10</w:t>
       </w:r>
     </w:p>
     <w:p>
@@ -9591,6 +9591,22 @@
           <w:sz w:val="16"/>
           <w:szCs w:val="16"/>
         </w:rPr>
+        <w:t xml:space="preserve">  provider             varchar(30) null,           -- v2.9: driver that owns the provider_* ids</w:t>
+      </w:r>
+    </w:p>
+    <w:p>
+      <w:pPr>
+        <w:shd w:fill="F4F5F7" w:val="clear"/>
+        <w:spacing w:after="0" w:before="0" w:line="240"/>
+        <w:ind w:left="200" w:right="200"/>
+      </w:pPr>
+      <w:r>
+        <w:rPr>
+          <w:rFonts w:ascii="Consolas" w:cs="Consolas" w:eastAsia="Consolas" w:hAnsi="Consolas"/>
+          <w:color w:val="24292F"/>
+          <w:sz w:val="16"/>
+          <w:szCs w:val="16"/>
+        </w:rPr>
         <w:t xml:space="preserve">  provider_sub_id      varchar(120) null,</w:t>
       </w:r>
     </w:p>
@@ -9623,6 +9639,28 @@
           <w:sz w:val="16"/>
           <w:szCs w:val="16"/>
         </w:rPr>
+        <w:t xml:space="preserve">  cancel_at_period_end tinyint(1) not null default 0,</w:t>
+        <w:br/>
+        <w:t xml:space="preserve">  scheduled_tier       varchar(20) null,           -- v2.9: downgrade waiting for the period end</w:t>
+        <w:br/>
+        <w:t xml:space="preserve">  scheduled_seats      int unsigned null,</w:t>
+        <w:br/>
+        <w:t xml:space="preserve">  scheduled_at         timestamp null,</w:t>
+      </w:r>
+    </w:p>
+    <w:p>
+      <w:pPr>
+        <w:shd w:fill="F4F5F7" w:val="clear"/>
+        <w:spacing w:after="0" w:before="0" w:line="240"/>
+        <w:ind w:left="200" w:right="200"/>
+      </w:pPr>
+      <w:r>
+        <w:rPr>
+          <w:rFonts w:ascii="Consolas" w:cs="Consolas" w:eastAsia="Consolas" w:hAnsi="Consolas"/>
+          <w:color w:val="24292F"/>
+          <w:sz w:val="16"/>
+          <w:szCs w:val="16"/>
+        </w:rPr>
         <w:t xml:space="preserve">  current_period_end   timestamp null,</w:t>
       </w:r>
     </w:p>
@@ -9687,6 +9725,22 @@
           <w:sz w:val="16"/>
           <w:szCs w:val="16"/>
         </w:rPr>
+        <w:t xml:space="preserve">  key ix_sub_provider (provider, provider_sub_id),</w:t>
+      </w:r>
+    </w:p>
+    <w:p>
+      <w:pPr>
+        <w:shd w:fill="F4F5F7" w:val="clear"/>
+        <w:spacing w:after="0" w:before="0" w:line="240"/>
+        <w:ind w:left="200" w:right="200"/>
+      </w:pPr>
+      <w:r>
+        <w:rPr>
+          <w:rFonts w:ascii="Consolas" w:cs="Consolas" w:eastAsia="Consolas" w:hAnsi="Consolas"/>
+          <w:color w:val="24292F"/>
+          <w:sz w:val="16"/>
+          <w:szCs w:val="16"/>
+        </w:rPr>
         <w:t xml:space="preserve">  constraint fk_sub_ws foreign key (workspace_id) references workspaces(id) on delete cascade</w:t>
       </w:r>
     </w:p>
@@ -9704,6 +9758,22 @@
           <w:szCs w:val="16"/>
         </w:rPr>
         <w:t xml:space="preserve">) engine=InnoDB;</w:t>
+      </w:r>
+    </w:p>
+    <w:p>
+      <w:pPr>
+        <w:shd w:fill="F4F5F7" w:val="clear"/>
+        <w:spacing w:after="0" w:before="0" w:line="240"/>
+        <w:ind w:left="200" w:right="200"/>
+      </w:pPr>
+      <w:r>
+        <w:rPr>
+          <w:rFonts w:ascii="Consolas" w:cs="Consolas" w:eastAsia="Consolas" w:hAnsi="Consolas"/>
+          <w:color w:val="24292F"/>
+          <w:sz w:val="16"/>
+          <w:szCs w:val="16"/>
+        </w:rPr>
+        <w:t>subscriptions (v2.9, K2) is created on first use from workspaces.plan and holds the billed plan; workspaces.plan stays the effective plan the limits read and is written only by App\Billing\Plans (an upgrade at once, a downgrade at scheduled_at, provider webhooks). usage_counters is superseded: counters are computed live from the tables (App\Billing\Usage) so they cannot drift; the table is not created.</w:t>
       </w:r>
     </w:p>
     <w:p>

--- a/Documentation/04-Database-Schema.docx
+++ b/Documentation/04-Database-Schema.docx
@@ -65,7 +65,7 @@
           <w:sz w:val="20"/>
           <w:szCs w:val="20"/>
         </w:rPr>
-        <w:t>Version 2.9  ·  Project documentation  ·  2026</w:t>
+        <w:t>Version 2.10  ·  Project documentation  ·  2026</w:t>
       </w:r>
     </w:p>
     <w:p>
@@ -9303,6 +9303,22 @@
           <w:sz w:val="16"/>
           <w:szCs w:val="16"/>
         </w:rPr>
+        <w:t xml:space="preserve">  cost_usd     decimal(10,5) null,            -- v2.10: model cost of the answer (ops:cost-report)</w:t>
+      </w:r>
+    </w:p>
+    <w:p>
+      <w:pPr>
+        <w:shd w:fill="F4F5F7" w:val="clear"/>
+        <w:spacing w:after="0" w:before="0" w:line="240"/>
+        <w:ind w:left="200" w:right="200"/>
+      </w:pPr>
+      <w:r>
+        <w:rPr>
+          <w:rFonts w:ascii="Consolas" w:cs="Consolas" w:eastAsia="Consolas" w:hAnsi="Consolas"/>
+          <w:color w:val="24292F"/>
+          <w:sz w:val="16"/>
+          <w:szCs w:val="16"/>
+        </w:rPr>
         <w:t xml:space="preserve">  rated_helpful tinyint(1) null,</w:t>
       </w:r>
     </w:p>
